--- a/docs/legal/04-Affiliate-Disclosure.docx
+++ b/docs/legal/04-Affiliate-Disclosure.docx
@@ -52,7 +52,7 @@
           <w:color w:val="555B62"/>
           <w:sz w:val="20"/>
         </w:rPr>
-        <w:t>FX·King — az FX·King és a partner-broker viszonyának átlátható közlése</w:t>
+        <w:t>Rebound — az Rebound és a partner-broker viszonyának átlátható közlése</w:t>
       </w:r>
     </w:p>
     <w:tbl>
@@ -194,7 +194,7 @@
           <w:b/>
           <w:color w:val="B07600"/>
         </w:rPr>
-        <w:t>Az FX·King affiliate (partneri) jutalékot kap a partner-broker(ek)től azon felhasználók kereskedése után, akik az FX·King-en keresztül regisztrálnak / kapcsolódnak. Az FX·King ennek megfelelően anyagilag érdekelt.</w:t>
+        <w:t>Az Rebound affiliate (partneri) jutalékot kap a partner-broker(ek)től azon felhasználók kereskedése után, akik az Rebound-en keresztül regisztrálnak / kapcsolódnak. Az Rebound ennek megfelelően anyagilag érdekelt.</w:t>
       </w:r>
     </w:p>
     <w:p>
@@ -248,7 +248,7 @@
         <w:rPr>
           <w:b/>
         </w:rPr>
-        <w:t>Az FX·King NEM független a partner-brokertől a jutalék mértékéig. Az eszközök és tartalmak nem minősülnek pártatlan befektetési ajánlásnak.</w:t>
+        <w:t>Az Rebound NEM független a partner-brokertől a jutalék mértékéig. Az eszközök és tartalmak nem minősülnek pártatlan befektetési ajánlásnak.</w:t>
       </w:r>
     </w:p>
     <w:p>
@@ -302,7 +302,7 @@
         <w:pStyle w:val="ListBullet"/>
       </w:pPr>
       <w:r>
-        <w:t>Az FX·King a rebate-et a tényleges, broker által visszaigazolt volumen alapján számolja.</w:t>
+        <w:t>Az Rebound a rebate-et a tényleges, broker által visszaigazolt volumen alapján számolja.</w:t>
       </w:r>
     </w:p>
     <w:p>
